--- a/CalendarioAgo25/Actividades/A1_VLSM/Act1_VLSM_v1_Solucion.docx
+++ b/CalendarioAgo25/Actividades/A1_VLSM/Act1_VLSM_v1_Solucion.docx
@@ -1,10 +1,10 @@
 
 <file path=word/document.xml><?xml version="1.0" encoding="utf-8"?>
-<w:document xmlns:wpc="http://schemas.microsoft.com/office/word/2010/wordprocessingCanvas" xmlns:cx="http://schemas.microsoft.com/office/drawing/2014/chartex" xmlns:cx1="http://schemas.microsoft.com/office/drawing/2015/9/8/chartex" xmlns:cx2="http://schemas.microsoft.com/office/drawing/2015/10/21/chartex" xmlns:cx3="http://schemas.microsoft.com/office/drawing/2016/5/9/chartex" xmlns:cx4="http://schemas.microsoft.com/office/drawing/2016/5/10/chartex" xmlns:cx5="http://schemas.microsoft.com/office/drawing/2016/5/11/chartex" xmlns:cx6="http://schemas.microsoft.com/office/drawing/2016/5/12/chartex" xmlns:cx7="http://schemas.microsoft.com/office/drawing/2016/5/13/chartex" xmlns:cx8="http://schemas.microsoft.com/office/drawing/2016/5/14/chartex" xmlns:mc="http://schemas.openxmlformats.org/markup-compatibility/2006" xmlns:aink="http://schemas.microsoft.com/office/drawing/2016/ink" xmlns:am3d="http://schemas.microsoft.com/office/drawing/2017/model3d" xmlns:o="urn:schemas-microsoft-com:office:office" xmlns:oel="http://schemas.microsoft.com/office/2019/extlst" xmlns:r="http://schemas.openxmlformats.org/officeDocument/2006/relationships" xmlns:m="http://schemas.openxmlformats.org/officeDocument/2006/math" xmlns:v="urn:schemas-microsoft-com:vml" xmlns:wp14="http://schemas.microsoft.com/office/word/2010/wordprocessingDrawing" xmlns:wp="http://schemas.openxmlformats.org/drawingml/2006/wordprocessingDrawing" xmlns:w10="urn:schemas-microsoft-com:office:word" xmlns:w="http://schemas.openxmlformats.org/wordprocessingml/2006/main" xmlns:w14="http://schemas.microsoft.com/office/word/2010/wordml" xmlns:w15="http://schemas.microsoft.com/office/word/2012/wordml" xmlns:w16cex="http://schemas.microsoft.com/office/word/2018/wordml/cex" xmlns:w16cid="http://schemas.microsoft.com/office/word/2016/wordml/cid" xmlns:w16="http://schemas.microsoft.com/office/word/2018/wordml" xmlns:w16sdtdh="http://schemas.microsoft.com/office/word/2020/wordml/sdtdatahash" xmlns:w16se="http://schemas.microsoft.com/office/word/2015/wordml/symex" xmlns:wpg="http://schemas.microsoft.com/office/word/2010/wordprocessingGroup" xmlns:wpi="http://schemas.microsoft.com/office/word/2010/wordprocessingInk" xmlns:wne="http://schemas.microsoft.com/office/word/2006/wordml" xmlns:wps="http://schemas.microsoft.com/office/word/2010/wordprocessingShape" mc:Ignorable="w14 w15 w16se w16cid w16 w16cex w16sdtdh wp14">
+<w:document xmlns:wpc="http://schemas.microsoft.com/office/word/2010/wordprocessingCanvas" xmlns:cx="http://schemas.microsoft.com/office/drawing/2014/chartex" xmlns:cx1="http://schemas.microsoft.com/office/drawing/2015/9/8/chartex" xmlns:cx2="http://schemas.microsoft.com/office/drawing/2015/10/21/chartex" xmlns:cx3="http://schemas.microsoft.com/office/drawing/2016/5/9/chartex" xmlns:cx4="http://schemas.microsoft.com/office/drawing/2016/5/10/chartex" xmlns:cx5="http://schemas.microsoft.com/office/drawing/2016/5/11/chartex" xmlns:cx6="http://schemas.microsoft.com/office/drawing/2016/5/12/chartex" xmlns:cx7="http://schemas.microsoft.com/office/drawing/2016/5/13/chartex" xmlns:cx8="http://schemas.microsoft.com/office/drawing/2016/5/14/chartex" xmlns:mc="http://schemas.openxmlformats.org/markup-compatibility/2006" xmlns:aink="http://schemas.microsoft.com/office/drawing/2016/ink" xmlns:am3d="http://schemas.microsoft.com/office/drawing/2017/model3d" xmlns:o="urn:schemas-microsoft-com:office:office" xmlns:oel="http://schemas.microsoft.com/office/2019/extlst" xmlns:r="http://schemas.openxmlformats.org/officeDocument/2006/relationships" xmlns:m="http://schemas.openxmlformats.org/officeDocument/2006/math" xmlns:v="urn:schemas-microsoft-com:vml" xmlns:wp14="http://schemas.microsoft.com/office/word/2010/wordprocessingDrawing" xmlns:wp="http://schemas.openxmlformats.org/drawingml/2006/wordprocessingDrawing" xmlns:w10="urn:schemas-microsoft-com:office:word" xmlns:w="http://schemas.openxmlformats.org/wordprocessingml/2006/main" xmlns:w14="http://schemas.microsoft.com/office/word/2010/wordml" xmlns:w15="http://schemas.microsoft.com/office/word/2012/wordml" xmlns:w16cex="http://schemas.microsoft.com/office/word/2018/wordml/cex" xmlns:w16cid="http://schemas.microsoft.com/office/word/2016/wordml/cid" xmlns:w16="http://schemas.microsoft.com/office/word/2018/wordml" xmlns:w16du="http://schemas.microsoft.com/office/word/2023/wordml/word16du" xmlns:w16sdtdh="http://schemas.microsoft.com/office/word/2020/wordml/sdtdatahash" xmlns:w16sdtfl="http://schemas.microsoft.com/office/word/2024/wordml/sdtformatlock" xmlns:w16se="http://schemas.microsoft.com/office/word/2015/wordml/symex" xmlns:wpg="http://schemas.microsoft.com/office/word/2010/wordprocessingGroup" xmlns:wpi="http://schemas.microsoft.com/office/word/2010/wordprocessingInk" xmlns:wne="http://schemas.microsoft.com/office/word/2006/wordml" xmlns:wps="http://schemas.microsoft.com/office/word/2010/wordprocessingShape" mc:Ignorable="w14 w15 w16se w16cid w16 w16cex w16sdtdh w16sdtfl w16du wp14">
   <w:body>
     <w:p>
       <w:pPr>
-        <w:pStyle w:val="BodyText"/>
+        <w:pStyle w:val="Textoindependiente"/>
         <w:pBdr>
           <w:bottom w:val="single" w:sz="4" w:space="1" w:color="auto"/>
         </w:pBdr>
@@ -62,7 +62,7 @@
     </w:p>
     <w:p>
       <w:pPr>
-        <w:pStyle w:val="BodyText"/>
+        <w:pStyle w:val="Textoindependiente"/>
         <w:pBdr>
           <w:bottom w:val="single" w:sz="4" w:space="1" w:color="auto"/>
         </w:pBdr>
@@ -203,7 +203,6 @@
         </w:rPr>
         <w:t xml:space="preserve"> </w:t>
       </w:r>
-      <w:proofErr w:type="gramStart"/>
       <w:r>
         <w:rPr>
           <w:rFonts w:ascii="Arial" w:hAnsi="Arial" w:cs="Arial"/>
@@ -228,14 +227,7 @@
         <w:rPr>
           <w:rFonts w:ascii="Arial" w:hAnsi="Arial" w:cs="Arial"/>
         </w:rPr>
-        <w:t>las</w:t>
-      </w:r>
-      <w:proofErr w:type="gramEnd"/>
-      <w:r>
-        <w:rPr>
-          <w:rFonts w:ascii="Arial" w:hAnsi="Arial" w:cs="Arial"/>
-        </w:rPr>
-        <w:t xml:space="preserve"> </w:t>
+        <w:t xml:space="preserve">las </w:t>
       </w:r>
       <w:r>
         <w:rPr>
@@ -472,7 +464,6 @@
         </w:rPr>
         <w:t xml:space="preserve"> </w:t>
       </w:r>
-      <w:proofErr w:type="spellStart"/>
       <w:r>
         <w:rPr>
           <w:rFonts w:ascii="Arial" w:hAnsi="Arial" w:cs="Arial"/>
@@ -483,7 +474,6 @@
         </w:rPr>
         <w:t>Consulting</w:t>
       </w:r>
-      <w:proofErr w:type="spellEnd"/>
       <w:r>
         <w:rPr>
           <w:rFonts w:ascii="Arial" w:hAnsi="Arial" w:cs="Arial"/>
@@ -1234,7 +1224,7 @@
                                   <w14:bevel/>
                                 </w14:textOutline>
                               </w:rPr>
-                              <w:t>.10</w:t>
+                              <w:t>.</w:t>
                             </w:r>
                             <w:r>
                               <w:rPr>
@@ -1249,9 +1239,11 @@
                                   <w14:bevel/>
                                 </w14:textOutline>
                               </w:rPr>
-                              <w:t>4</w:t>
+                              <w:t>96.0 /21</w:t>
                             </w:r>
-                            <w:r>
+                          </w:p>
+                          <w:p>
+                            <w:pPr>
                               <w:rPr>
                                 <w:rFonts w:ascii="Arial" w:hAnsi="Arial" w:cs="Arial"/>
                                 <w:color w:val="FF0000"/>
@@ -1264,38 +1256,7 @@
                                   <w14:bevel/>
                                 </w14:textOutline>
                               </w:rPr>
-                              <w:t>.0 /</w:t>
-                            </w:r>
-                            <w:r>
-                              <w:rPr>
-                                <w:rFonts w:ascii="Arial" w:hAnsi="Arial" w:cs="Arial"/>
-                                <w:color w:val="FF0000"/>
-                                <w:lang w:val="es-ES"/>
-                                <w14:textOutline w14:w="9525" w14:cap="rnd" w14:cmpd="sng" w14:algn="ctr">
-                                  <w14:solidFill>
-                                    <w14:srgbClr w14:val="FF0000"/>
-                                  </w14:solidFill>
-                                  <w14:prstDash w14:val="solid"/>
-                                  <w14:bevel/>
-                                </w14:textOutline>
-                              </w:rPr>
-                              <w:t>2</w:t>
-                            </w:r>
-                            <w:r>
-                              <w:rPr>
-                                <w:rFonts w:ascii="Arial" w:hAnsi="Arial" w:cs="Arial"/>
-                                <w:color w:val="FF0000"/>
-                                <w:lang w:val="es-ES"/>
-                                <w14:textOutline w14:w="9525" w14:cap="rnd" w14:cmpd="sng" w14:algn="ctr">
-                                  <w14:solidFill>
-                                    <w14:srgbClr w14:val="FF0000"/>
-                                  </w14:solidFill>
-                                  <w14:prstDash w14:val="solid"/>
-                                  <w14:bevel/>
-                                </w14:textOutline>
-                              </w:rPr>
-                              <w:t>1</w:t>
-                            </w:r>
+                            </w:pPr>
                           </w:p>
                         </w:txbxContent>
                       </wps:txbx>
@@ -1351,7 +1312,7 @@
                             <w14:bevel/>
                           </w14:textOutline>
                         </w:rPr>
-                        <w:t>.10</w:t>
+                        <w:t>.</w:t>
                       </w:r>
                       <w:r>
                         <w:rPr>
@@ -1366,9 +1327,11 @@
                             <w14:bevel/>
                           </w14:textOutline>
                         </w:rPr>
-                        <w:t>4</w:t>
+                        <w:t>96.0 /21</w:t>
                       </w:r>
-                      <w:r>
+                    </w:p>
+                    <w:p>
+                      <w:pPr>
                         <w:rPr>
                           <w:rFonts w:ascii="Arial" w:hAnsi="Arial" w:cs="Arial"/>
                           <w:color w:val="FF0000"/>
@@ -1381,38 +1344,7 @@
                             <w14:bevel/>
                           </w14:textOutline>
                         </w:rPr>
-                        <w:t>.0 /</w:t>
-                      </w:r>
-                      <w:r>
-                        <w:rPr>
-                          <w:rFonts w:ascii="Arial" w:hAnsi="Arial" w:cs="Arial"/>
-                          <w:color w:val="FF0000"/>
-                          <w:lang w:val="es-ES"/>
-                          <w14:textOutline w14:w="9525" w14:cap="rnd" w14:cmpd="sng" w14:algn="ctr">
-                            <w14:solidFill>
-                              <w14:srgbClr w14:val="FF0000"/>
-                            </w14:solidFill>
-                            <w14:prstDash w14:val="solid"/>
-                            <w14:bevel/>
-                          </w14:textOutline>
-                        </w:rPr>
-                        <w:t>2</w:t>
-                      </w:r>
-                      <w:r>
-                        <w:rPr>
-                          <w:rFonts w:ascii="Arial" w:hAnsi="Arial" w:cs="Arial"/>
-                          <w:color w:val="FF0000"/>
-                          <w:lang w:val="es-ES"/>
-                          <w14:textOutline w14:w="9525" w14:cap="rnd" w14:cmpd="sng" w14:algn="ctr">
-                            <w14:solidFill>
-                              <w14:srgbClr w14:val="FF0000"/>
-                            </w14:solidFill>
-                            <w14:prstDash w14:val="solid"/>
-                            <w14:bevel/>
-                          </w14:textOutline>
-                        </w:rPr>
-                        <w:t>1</w:t>
-                      </w:r>
+                      </w:pPr>
                     </w:p>
                   </w:txbxContent>
                 </v:textbox>
@@ -3425,52 +3357,7 @@
                                   <w14:bevel/>
                                 </w14:textOutline>
                               </w:rPr>
-                              <w:t>.</w:t>
-                            </w:r>
-                            <w:r>
-                              <w:rPr>
-                                <w:rFonts w:ascii="Arial" w:hAnsi="Arial" w:cs="Arial"/>
-                                <w:color w:val="FF0000"/>
-                                <w:lang w:val="es-ES"/>
-                                <w14:textOutline w14:w="9525" w14:cap="rnd" w14:cmpd="sng" w14:algn="ctr">
-                                  <w14:solidFill>
-                                    <w14:srgbClr w14:val="FF0000"/>
-                                  </w14:solidFill>
-                                  <w14:prstDash w14:val="solid"/>
-                                  <w14:bevel/>
-                                </w14:textOutline>
-                              </w:rPr>
-                              <w:t>96</w:t>
-                            </w:r>
-                            <w:r>
-                              <w:rPr>
-                                <w:rFonts w:ascii="Arial" w:hAnsi="Arial" w:cs="Arial"/>
-                                <w:color w:val="FF0000"/>
-                                <w:lang w:val="es-ES"/>
-                                <w14:textOutline w14:w="9525" w14:cap="rnd" w14:cmpd="sng" w14:algn="ctr">
-                                  <w14:solidFill>
-                                    <w14:srgbClr w14:val="FF0000"/>
-                                  </w14:solidFill>
-                                  <w14:prstDash w14:val="solid"/>
-                                  <w14:bevel/>
-                                </w14:textOutline>
-                              </w:rPr>
-                              <w:t>.0 /2</w:t>
-                            </w:r>
-                            <w:r>
-                              <w:rPr>
-                                <w:rFonts w:ascii="Arial" w:hAnsi="Arial" w:cs="Arial"/>
-                                <w:color w:val="FF0000"/>
-                                <w:lang w:val="es-ES"/>
-                                <w14:textOutline w14:w="9525" w14:cap="rnd" w14:cmpd="sng" w14:algn="ctr">
-                                  <w14:solidFill>
-                                    <w14:srgbClr w14:val="FF0000"/>
-                                  </w14:solidFill>
-                                  <w14:prstDash w14:val="solid"/>
-                                  <w14:bevel/>
-                                </w14:textOutline>
-                              </w:rPr>
-                              <w:t>1</w:t>
+                              <w:t>.104.0 /21</w:t>
                             </w:r>
                           </w:p>
                         </w:txbxContent>
@@ -3523,52 +3410,7 @@
                             <w14:bevel/>
                           </w14:textOutline>
                         </w:rPr>
-                        <w:t>.</w:t>
-                      </w:r>
-                      <w:r>
-                        <w:rPr>
-                          <w:rFonts w:ascii="Arial" w:hAnsi="Arial" w:cs="Arial"/>
-                          <w:color w:val="FF0000"/>
-                          <w:lang w:val="es-ES"/>
-                          <w14:textOutline w14:w="9525" w14:cap="rnd" w14:cmpd="sng" w14:algn="ctr">
-                            <w14:solidFill>
-                              <w14:srgbClr w14:val="FF0000"/>
-                            </w14:solidFill>
-                            <w14:prstDash w14:val="solid"/>
-                            <w14:bevel/>
-                          </w14:textOutline>
-                        </w:rPr>
-                        <w:t>96</w:t>
-                      </w:r>
-                      <w:r>
-                        <w:rPr>
-                          <w:rFonts w:ascii="Arial" w:hAnsi="Arial" w:cs="Arial"/>
-                          <w:color w:val="FF0000"/>
-                          <w:lang w:val="es-ES"/>
-                          <w14:textOutline w14:w="9525" w14:cap="rnd" w14:cmpd="sng" w14:algn="ctr">
-                            <w14:solidFill>
-                              <w14:srgbClr w14:val="FF0000"/>
-                            </w14:solidFill>
-                            <w14:prstDash w14:val="solid"/>
-                            <w14:bevel/>
-                          </w14:textOutline>
-                        </w:rPr>
-                        <w:t>.0 /2</w:t>
-                      </w:r>
-                      <w:r>
-                        <w:rPr>
-                          <w:rFonts w:ascii="Arial" w:hAnsi="Arial" w:cs="Arial"/>
-                          <w:color w:val="FF0000"/>
-                          <w:lang w:val="es-ES"/>
-                          <w14:textOutline w14:w="9525" w14:cap="rnd" w14:cmpd="sng" w14:algn="ctr">
-                            <w14:solidFill>
-                              <w14:srgbClr w14:val="FF0000"/>
-                            </w14:solidFill>
-                            <w14:prstDash w14:val="solid"/>
-                            <w14:bevel/>
-                          </w14:textOutline>
-                        </w:rPr>
-                        <w:t>1</w:t>
+                        <w:t>.104.0 /21</w:t>
                       </w:r>
                     </w:p>
                   </w:txbxContent>
@@ -5166,7 +5008,6 @@
         </w:rPr>
         <w:t xml:space="preserve"> </w:t>
       </w:r>
-      <w:proofErr w:type="spellStart"/>
       <w:r>
         <w:rPr>
           <w:rFonts w:ascii="Arial" w:hAnsi="Arial" w:cs="Arial"/>
@@ -5177,7 +5018,6 @@
         </w:rPr>
         <w:t>Router</w:t>
       </w:r>
-      <w:proofErr w:type="spellEnd"/>
       <w:r>
         <w:rPr>
           <w:rFonts w:ascii="Arial" w:hAnsi="Arial" w:cs="Arial"/>
@@ -5506,7 +5346,6 @@
         </w:rPr>
         <w:t xml:space="preserve"> </w:t>
       </w:r>
-      <w:proofErr w:type="spellStart"/>
       <w:r>
         <w:rPr>
           <w:rFonts w:ascii="Arial" w:hAnsi="Arial" w:cs="Arial"/>
@@ -5517,7 +5356,6 @@
         </w:rPr>
         <w:t>Router</w:t>
       </w:r>
-      <w:proofErr w:type="spellEnd"/>
       <w:r>
         <w:rPr>
           <w:rFonts w:ascii="Arial" w:hAnsi="Arial" w:cs="Arial"/>
@@ -6232,7 +6070,7 @@
     </w:p>
     <w:p>
       <w:pPr>
-        <w:pStyle w:val="ListParagraph"/>
+        <w:pStyle w:val="Prrafodelista"/>
         <w:numPr>
           <w:ilvl w:val="0"/>
           <w:numId w:val="23"/>
@@ -6325,39 +6163,7 @@
                                   <w14:bevel/>
                                 </w14:textOutline>
                               </w:rPr>
-                              <w:t>.200.</w:t>
-                            </w:r>
-                            <w:proofErr w:type="gramStart"/>
-                            <w:r>
-                              <w:rPr>
-                                <w:rFonts w:ascii="Arial" w:hAnsi="Arial" w:cs="Arial"/>
-                                <w:color w:val="FF0000"/>
-                                <w:lang w:val="es-ES"/>
-                                <w14:textOutline w14:w="9525" w14:cap="rnd" w14:cmpd="sng" w14:algn="ctr">
-                                  <w14:solidFill>
-                                    <w14:srgbClr w14:val="FF0000"/>
-                                  </w14:solidFill>
-                                  <w14:prstDash w14:val="solid"/>
-                                  <w14:bevel/>
-                                </w14:textOutline>
-                              </w:rPr>
-                              <w:t>144  /</w:t>
-                            </w:r>
-                            <w:proofErr w:type="gramEnd"/>
-                            <w:r>
-                              <w:rPr>
-                                <w:rFonts w:ascii="Arial" w:hAnsi="Arial" w:cs="Arial"/>
-                                <w:color w:val="FF0000"/>
-                                <w:lang w:val="es-ES"/>
-                                <w14:textOutline w14:w="9525" w14:cap="rnd" w14:cmpd="sng" w14:algn="ctr">
-                                  <w14:solidFill>
-                                    <w14:srgbClr w14:val="FF0000"/>
-                                  </w14:solidFill>
-                                  <w14:prstDash w14:val="solid"/>
-                                  <w14:bevel/>
-                                </w14:textOutline>
-                              </w:rPr>
-                              <w:t>30</w:t>
+                              <w:t>.200.144  /30</w:t>
                             </w:r>
                           </w:p>
                         </w:txbxContent>
@@ -6709,7 +6515,7 @@
     </w:p>
     <w:p>
       <w:pPr>
-        <w:pStyle w:val="ListParagraph"/>
+        <w:pStyle w:val="Prrafodelista"/>
         <w:numPr>
           <w:ilvl w:val="0"/>
           <w:numId w:val="23"/>
@@ -6821,7 +6627,7 @@
     </w:p>
     <w:p>
       <w:pPr>
-        <w:pStyle w:val="ListParagraph"/>
+        <w:pStyle w:val="Prrafodelista"/>
         <w:numPr>
           <w:ilvl w:val="0"/>
           <w:numId w:val="23"/>
@@ -6896,27 +6702,7 @@
           <w:sz w:val="20"/>
           <w:szCs w:val="20"/>
         </w:rPr>
-        <w:t xml:space="preserve"> Tomar en cuenta una dirección extra para la </w:t>
-      </w:r>
-      <w:proofErr w:type="gramStart"/>
-      <w:r>
-        <w:rPr>
-          <w:rFonts w:ascii="Arial" w:hAnsi="Arial" w:cs="Arial"/>
-          <w:spacing w:val="-1"/>
-          <w:sz w:val="20"/>
-          <w:szCs w:val="20"/>
-        </w:rPr>
-        <w:t>interface</w:t>
-      </w:r>
-      <w:proofErr w:type="gramEnd"/>
-      <w:r>
-        <w:rPr>
-          <w:rFonts w:ascii="Arial" w:hAnsi="Arial" w:cs="Arial"/>
-          <w:spacing w:val="-1"/>
-          <w:sz w:val="20"/>
-          <w:szCs w:val="20"/>
-        </w:rPr>
-        <w:t xml:space="preserve"> del ruteador en la subredes de las interfaces </w:t>
+        <w:t xml:space="preserve"> Tomar en cuenta una dirección extra para la interface del ruteador en la subredes de las interfaces </w:t>
       </w:r>
       <w:r>
         <w:rPr>
@@ -7048,20 +6834,8 @@
                 <w:sz w:val="18"/>
                 <w:szCs w:val="18"/>
               </w:rPr>
-              <w:t xml:space="preserve">Total </w:t>
-            </w:r>
-            <w:proofErr w:type="spellStart"/>
-            <w:r>
-              <w:rPr>
-                <w:rFonts w:ascii="Arial" w:hAnsi="Arial" w:cs="Arial"/>
-                <w:b/>
-                <w:bCs/>
-                <w:sz w:val="18"/>
-                <w:szCs w:val="18"/>
-              </w:rPr>
-              <w:t>IPs</w:t>
-            </w:r>
-            <w:proofErr w:type="spellEnd"/>
+              <w:t>Total IPs</w:t>
+            </w:r>
           </w:p>
         </w:tc>
         <w:tc>
@@ -7316,7 +7090,6 @@
         <w:tc>
           <w:tcPr>
             <w:tcW w:w="1657" w:type="dxa"/>
-            <w:shd w:val="clear" w:color="auto" w:fill="auto"/>
             <w:vAlign w:val="center"/>
           </w:tcPr>
           <w:p>
@@ -7826,7 +7599,6 @@
         <w:tc>
           <w:tcPr>
             <w:tcW w:w="1657" w:type="dxa"/>
-            <w:shd w:val="clear" w:color="auto" w:fill="auto"/>
             <w:vAlign w:val="center"/>
           </w:tcPr>
           <w:p>
@@ -8283,7 +8055,6 @@
         <w:tc>
           <w:tcPr>
             <w:tcW w:w="1657" w:type="dxa"/>
-            <w:shd w:val="clear" w:color="auto" w:fill="auto"/>
             <w:vAlign w:val="center"/>
           </w:tcPr>
           <w:p>
@@ -8824,7 +8595,6 @@
         <w:tc>
           <w:tcPr>
             <w:tcW w:w="1657" w:type="dxa"/>
-            <w:shd w:val="clear" w:color="auto" w:fill="auto"/>
             <w:vAlign w:val="center"/>
           </w:tcPr>
           <w:p>
@@ -9110,7 +8880,7 @@
                 <w:sz w:val="20"/>
                 <w:szCs w:val="20"/>
               </w:rPr>
-              <w:t>3</w:t>
+              <w:t>2</w:t>
             </w:r>
           </w:p>
         </w:tc>
@@ -9137,25 +8907,7 @@
                 <w:sz w:val="24"/>
                 <w:szCs w:val="24"/>
               </w:rPr>
-              <w:t>155.2.</w:t>
-            </w:r>
-            <w:r>
-              <w:rPr>
-                <w:rFonts w:ascii="Arial" w:hAnsi="Arial" w:cs="Arial"/>
-                <w:b/>
-                <w:sz w:val="24"/>
-                <w:szCs w:val="24"/>
-              </w:rPr>
-              <w:t>1</w:t>
-            </w:r>
-            <w:r>
-              <w:rPr>
-                <w:rFonts w:ascii="Arial" w:hAnsi="Arial" w:cs="Arial"/>
-                <w:b/>
-                <w:sz w:val="24"/>
-                <w:szCs w:val="24"/>
-              </w:rPr>
-              <w:t>04</w:t>
+              <w:t>155.2.96</w:t>
             </w:r>
             <w:r>
               <w:rPr>
@@ -9182,39 +8934,7 @@
                 <w:sz w:val="20"/>
                 <w:szCs w:val="20"/>
               </w:rPr>
-              <w:t xml:space="preserve">         </w:t>
-            </w:r>
-            <w:r>
-              <w:rPr>
-                <w:rFonts w:ascii="Arial" w:hAnsi="Arial" w:cs="Arial"/>
-                <w:sz w:val="20"/>
-                <w:szCs w:val="20"/>
-              </w:rPr>
-              <w:t>.</w:t>
-            </w:r>
-            <w:r>
-              <w:rPr>
-                <w:rFonts w:ascii="Arial" w:hAnsi="Arial" w:cs="Arial"/>
-                <w:sz w:val="20"/>
-                <w:szCs w:val="20"/>
-              </w:rPr>
-              <w:t>1</w:t>
-            </w:r>
-            <w:r>
-              <w:rPr>
-                <w:rFonts w:ascii="Arial" w:hAnsi="Arial" w:cs="Arial"/>
-                <w:sz w:val="20"/>
-                <w:szCs w:val="20"/>
-              </w:rPr>
-              <w:t>12</w:t>
-            </w:r>
-            <w:r>
-              <w:rPr>
-                <w:rFonts w:ascii="Arial" w:hAnsi="Arial" w:cs="Arial"/>
-                <w:sz w:val="20"/>
-                <w:szCs w:val="20"/>
-              </w:rPr>
-              <w:t>.0</w:t>
+              <w:t xml:space="preserve">           104.0</w:t>
             </w:r>
           </w:p>
         </w:tc>
@@ -9241,34 +8961,7 @@
                 <w:sz w:val="24"/>
                 <w:szCs w:val="24"/>
               </w:rPr>
-              <w:t>155.2.</w:t>
-            </w:r>
-            <w:r>
-              <w:rPr>
-                <w:rFonts w:ascii="Arial" w:hAnsi="Arial" w:cs="Arial"/>
-                <w:b/>
-                <w:sz w:val="24"/>
-                <w:szCs w:val="24"/>
-              </w:rPr>
-              <w:t>1</w:t>
-            </w:r>
-            <w:r>
-              <w:rPr>
-                <w:rFonts w:ascii="Arial" w:hAnsi="Arial" w:cs="Arial"/>
-                <w:b/>
-                <w:sz w:val="24"/>
-                <w:szCs w:val="24"/>
-              </w:rPr>
-              <w:t>1</w:t>
-            </w:r>
-            <w:r>
-              <w:rPr>
-                <w:rFonts w:ascii="Arial" w:hAnsi="Arial" w:cs="Arial"/>
-                <w:b/>
-                <w:sz w:val="24"/>
-                <w:szCs w:val="24"/>
-              </w:rPr>
-              <w:t>1</w:t>
+              <w:t>155.2.103</w:t>
             </w:r>
             <w:r>
               <w:rPr>
@@ -9362,7 +9055,6 @@
         <w:tc>
           <w:tcPr>
             <w:tcW w:w="1657" w:type="dxa"/>
-            <w:shd w:val="clear" w:color="auto" w:fill="auto"/>
             <w:vAlign w:val="center"/>
           </w:tcPr>
           <w:p>
@@ -9651,7 +9343,7 @@
                 <w:sz w:val="20"/>
                 <w:szCs w:val="20"/>
               </w:rPr>
-              <w:t>2</w:t>
+              <w:t>3</w:t>
             </w:r>
           </w:p>
         </w:tc>
@@ -9678,7 +9370,7 @@
                 <w:sz w:val="24"/>
                 <w:szCs w:val="24"/>
               </w:rPr>
-              <w:t>155.2.96</w:t>
+              <w:t>155.2.104</w:t>
             </w:r>
             <w:r>
               <w:rPr>
@@ -9707,15 +9399,7 @@
                 <w:sz w:val="20"/>
                 <w:szCs w:val="20"/>
               </w:rPr>
-              <w:t xml:space="preserve">           </w:t>
-            </w:r>
-            <w:r>
-              <w:rPr>
-                <w:rFonts w:ascii="Arial" w:hAnsi="Arial" w:cs="Arial"/>
-                <w:sz w:val="20"/>
-                <w:szCs w:val="20"/>
-              </w:rPr>
-              <w:t>104</w:t>
+              <w:t xml:space="preserve">         </w:t>
             </w:r>
             <w:r>
               <w:rPr>
@@ -9731,7 +9415,7 @@
                 <w:sz w:val="20"/>
                 <w:szCs w:val="20"/>
               </w:rPr>
-              <w:t>0</w:t>
+              <w:t>112.0</w:t>
             </w:r>
           </w:p>
         </w:tc>
@@ -9757,16 +9441,7 @@
                 <w:sz w:val="24"/>
                 <w:szCs w:val="24"/>
               </w:rPr>
-              <w:t>155.2.</w:t>
-            </w:r>
-            <w:r>
-              <w:rPr>
-                <w:rFonts w:ascii="Arial" w:hAnsi="Arial" w:cs="Arial"/>
-                <w:b/>
-                <w:sz w:val="24"/>
-                <w:szCs w:val="24"/>
-              </w:rPr>
-              <w:t>103</w:t>
+              <w:t>155.2.111</w:t>
             </w:r>
             <w:r>
               <w:rPr>
@@ -9827,7 +9502,6 @@
         <w:tc>
           <w:tcPr>
             <w:tcW w:w="1657" w:type="dxa"/>
-            <w:shd w:val="clear" w:color="auto" w:fill="auto"/>
             <w:vAlign w:val="center"/>
           </w:tcPr>
           <w:p>
@@ -10186,7 +9860,6 @@
         <w:tc>
           <w:tcPr>
             <w:tcW w:w="1657" w:type="dxa"/>
-            <w:shd w:val="clear" w:color="auto" w:fill="auto"/>
             <w:vAlign w:val="center"/>
           </w:tcPr>
           <w:p>
@@ -10502,7 +10175,6 @@
         <w:tc>
           <w:tcPr>
             <w:tcW w:w="1657" w:type="dxa"/>
-            <w:shd w:val="clear" w:color="auto" w:fill="auto"/>
             <w:vAlign w:val="center"/>
           </w:tcPr>
           <w:p>
@@ -10787,7 +10459,7 @@
     </w:p>
     <w:p>
       <w:pPr>
-        <w:pStyle w:val="ListParagraph"/>
+        <w:pStyle w:val="Prrafodelista"/>
         <w:numPr>
           <w:ilvl w:val="0"/>
           <w:numId w:val="23"/>
@@ -10814,7 +10486,7 @@
     </w:p>
     <w:p>
       <w:pPr>
-        <w:pStyle w:val="ListParagraph"/>
+        <w:pStyle w:val="Prrafodelista"/>
         <w:numPr>
           <w:ilvl w:val="0"/>
           <w:numId w:val="23"/>
@@ -10841,7 +10513,7 @@
     </w:p>
     <w:p>
       <w:pPr>
-        <w:pStyle w:val="ListParagraph"/>
+        <w:pStyle w:val="Prrafodelista"/>
         <w:numPr>
           <w:ilvl w:val="0"/>
           <w:numId w:val="17"/>
@@ -10900,7 +10572,7 @@
     </w:p>
     <w:p>
       <w:pPr>
-        <w:pStyle w:val="ListParagraph"/>
+        <w:pStyle w:val="Prrafodelista"/>
         <w:numPr>
           <w:ilvl w:val="0"/>
           <w:numId w:val="17"/>
@@ -11002,7 +10674,6 @@
                 <w:rFonts w:ascii="Arial" w:eastAsia="Arial" w:hAnsi="Arial" w:cs="Arial"/>
               </w:rPr>
             </w:pPr>
-            <w:proofErr w:type="spellStart"/>
             <w:r>
               <w:rPr>
                 <w:rFonts w:ascii="Arial" w:hAnsi="Arial" w:cs="Arial"/>
@@ -11010,7 +10681,6 @@
               </w:rPr>
               <w:t>Router</w:t>
             </w:r>
-            <w:proofErr w:type="spellEnd"/>
           </w:p>
         </w:tc>
         <w:tc>
@@ -11110,7 +10780,6 @@
                 <w:bCs/>
               </w:rPr>
             </w:pPr>
-            <w:proofErr w:type="spellStart"/>
             <w:r>
               <w:rPr>
                 <w:rFonts w:ascii="Arial" w:hAnsi="Arial" w:cs="Arial"/>
@@ -11119,7 +10788,6 @@
               </w:rPr>
               <w:t>RouterA</w:t>
             </w:r>
-            <w:proofErr w:type="spellEnd"/>
           </w:p>
         </w:tc>
         <w:tc>
@@ -11464,7 +11132,6 @@
                 <w:bCs/>
               </w:rPr>
             </w:pPr>
-            <w:proofErr w:type="spellStart"/>
             <w:r>
               <w:rPr>
                 <w:rFonts w:ascii="Arial" w:hAnsi="Arial" w:cs="Arial"/>
@@ -11474,7 +11141,6 @@
               </w:rPr>
               <w:t>RouterB</w:t>
             </w:r>
-            <w:proofErr w:type="spellEnd"/>
           </w:p>
         </w:tc>
         <w:tc>
@@ -12029,7 +11695,6 @@
                 <w:spacing w:val="-1"/>
               </w:rPr>
             </w:pPr>
-            <w:proofErr w:type="spellStart"/>
             <w:r>
               <w:rPr>
                 <w:rFonts w:ascii="Arial" w:hAnsi="Arial" w:cs="Arial"/>
@@ -12039,7 +11704,6 @@
               </w:rPr>
               <w:t>RouterC</w:t>
             </w:r>
-            <w:proofErr w:type="spellEnd"/>
           </w:p>
         </w:tc>
         <w:tc>
@@ -12091,25 +11755,7 @@
                 <w:sz w:val="24"/>
                 <w:szCs w:val="24"/>
               </w:rPr>
-              <w:t>155.2.</w:t>
-            </w:r>
-            <w:r>
-              <w:rPr>
-                <w:rFonts w:ascii="Arial" w:hAnsi="Arial" w:cs="Arial"/>
-                <w:b/>
-                <w:sz w:val="24"/>
-                <w:szCs w:val="24"/>
-              </w:rPr>
-              <w:t>1</w:t>
-            </w:r>
-            <w:r>
-              <w:rPr>
-                <w:rFonts w:ascii="Arial" w:hAnsi="Arial" w:cs="Arial"/>
-                <w:b/>
-                <w:sz w:val="24"/>
-                <w:szCs w:val="24"/>
-              </w:rPr>
-              <w:t>11</w:t>
+              <w:t>155.2.103</w:t>
             </w:r>
             <w:r>
               <w:rPr>
@@ -12611,7 +12257,6 @@
                 <w:spacing w:val="-1"/>
               </w:rPr>
             </w:pPr>
-            <w:proofErr w:type="spellStart"/>
             <w:r>
               <w:rPr>
                 <w:rFonts w:ascii="Arial" w:hAnsi="Arial" w:cs="Arial"/>
@@ -12621,7 +12266,6 @@
               </w:rPr>
               <w:t>RouterD</w:t>
             </w:r>
-            <w:proofErr w:type="spellEnd"/>
           </w:p>
         </w:tc>
         <w:tc>
@@ -12673,16 +12317,7 @@
                 <w:sz w:val="24"/>
                 <w:szCs w:val="24"/>
               </w:rPr>
-              <w:t>155.2.</w:t>
-            </w:r>
-            <w:r>
-              <w:rPr>
-                <w:rFonts w:ascii="Arial" w:hAnsi="Arial" w:cs="Arial"/>
-                <w:b/>
-                <w:sz w:val="24"/>
-                <w:szCs w:val="24"/>
-              </w:rPr>
-              <w:t>103</w:t>
+              <w:t>155.2.111</w:t>
             </w:r>
             <w:r>
               <w:rPr>
@@ -12870,7 +12505,7 @@
     </w:tbl>
     <w:p>
       <w:pPr>
-        <w:pStyle w:val="BodyText"/>
+        <w:pStyle w:val="Textoindependiente"/>
         <w:tabs>
           <w:tab w:val="left" w:pos="345"/>
         </w:tabs>
@@ -15222,7 +14857,7 @@
 </file>
 
 <file path=word/endnotes.xml><?xml version="1.0" encoding="utf-8"?>
-<w:endnotes xmlns:wpc="http://schemas.microsoft.com/office/word/2010/wordprocessingCanvas" xmlns:cx="http://schemas.microsoft.com/office/drawing/2014/chartex" xmlns:cx1="http://schemas.microsoft.com/office/drawing/2015/9/8/chartex" xmlns:cx2="http://schemas.microsoft.com/office/drawing/2015/10/21/chartex" xmlns:cx3="http://schemas.microsoft.com/office/drawing/2016/5/9/chartex" xmlns:cx4="http://schemas.microsoft.com/office/drawing/2016/5/10/chartex" xmlns:cx5="http://schemas.microsoft.com/office/drawing/2016/5/11/chartex" xmlns:cx6="http://schemas.microsoft.com/office/drawing/2016/5/12/chartex" xmlns:cx7="http://schemas.microsoft.com/office/drawing/2016/5/13/chartex" xmlns:cx8="http://schemas.microsoft.com/office/drawing/2016/5/14/chartex" xmlns:mc="http://schemas.openxmlformats.org/markup-compatibility/2006" xmlns:aink="http://schemas.microsoft.com/office/drawing/2016/ink" xmlns:am3d="http://schemas.microsoft.com/office/drawing/2017/model3d" xmlns:o="urn:schemas-microsoft-com:office:office" xmlns:oel="http://schemas.microsoft.com/office/2019/extlst" xmlns:r="http://schemas.openxmlformats.org/officeDocument/2006/relationships" xmlns:m="http://schemas.openxmlformats.org/officeDocument/2006/math" xmlns:v="urn:schemas-microsoft-com:vml" xmlns:wp14="http://schemas.microsoft.com/office/word/2010/wordprocessingDrawing" xmlns:wp="http://schemas.openxmlformats.org/drawingml/2006/wordprocessingDrawing" xmlns:w10="urn:schemas-microsoft-com:office:word" xmlns:w="http://schemas.openxmlformats.org/wordprocessingml/2006/main" xmlns:w14="http://schemas.microsoft.com/office/word/2010/wordml" xmlns:w15="http://schemas.microsoft.com/office/word/2012/wordml" xmlns:w16cex="http://schemas.microsoft.com/office/word/2018/wordml/cex" xmlns:w16cid="http://schemas.microsoft.com/office/word/2016/wordml/cid" xmlns:w16="http://schemas.microsoft.com/office/word/2018/wordml" xmlns:w16sdtdh="http://schemas.microsoft.com/office/word/2020/wordml/sdtdatahash" xmlns:w16se="http://schemas.microsoft.com/office/word/2015/wordml/symex" xmlns:wpg="http://schemas.microsoft.com/office/word/2010/wordprocessingGroup" xmlns:wpi="http://schemas.microsoft.com/office/word/2010/wordprocessingInk" xmlns:wne="http://schemas.microsoft.com/office/word/2006/wordml" xmlns:wps="http://schemas.microsoft.com/office/word/2010/wordprocessingShape" mc:Ignorable="w14 w15 w16se w16cid w16 w16cex w16sdtdh wp14">
+<w:endnotes xmlns:wpc="http://schemas.microsoft.com/office/word/2010/wordprocessingCanvas" xmlns:cx="http://schemas.microsoft.com/office/drawing/2014/chartex" xmlns:cx1="http://schemas.microsoft.com/office/drawing/2015/9/8/chartex" xmlns:cx2="http://schemas.microsoft.com/office/drawing/2015/10/21/chartex" xmlns:cx3="http://schemas.microsoft.com/office/drawing/2016/5/9/chartex" xmlns:cx4="http://schemas.microsoft.com/office/drawing/2016/5/10/chartex" xmlns:cx5="http://schemas.microsoft.com/office/drawing/2016/5/11/chartex" xmlns:cx6="http://schemas.microsoft.com/office/drawing/2016/5/12/chartex" xmlns:cx7="http://schemas.microsoft.com/office/drawing/2016/5/13/chartex" xmlns:cx8="http://schemas.microsoft.com/office/drawing/2016/5/14/chartex" xmlns:mc="http://schemas.openxmlformats.org/markup-compatibility/2006" xmlns:aink="http://schemas.microsoft.com/office/drawing/2016/ink" xmlns:am3d="http://schemas.microsoft.com/office/drawing/2017/model3d" xmlns:o="urn:schemas-microsoft-com:office:office" xmlns:oel="http://schemas.microsoft.com/office/2019/extlst" xmlns:r="http://schemas.openxmlformats.org/officeDocument/2006/relationships" xmlns:m="http://schemas.openxmlformats.org/officeDocument/2006/math" xmlns:v="urn:schemas-microsoft-com:vml" xmlns:wp14="http://schemas.microsoft.com/office/word/2010/wordprocessingDrawing" xmlns:wp="http://schemas.openxmlformats.org/drawingml/2006/wordprocessingDrawing" xmlns:w10="urn:schemas-microsoft-com:office:word" xmlns:w="http://schemas.openxmlformats.org/wordprocessingml/2006/main" xmlns:w14="http://schemas.microsoft.com/office/word/2010/wordml" xmlns:w15="http://schemas.microsoft.com/office/word/2012/wordml" xmlns:w16cex="http://schemas.microsoft.com/office/word/2018/wordml/cex" xmlns:w16cid="http://schemas.microsoft.com/office/word/2016/wordml/cid" xmlns:w16="http://schemas.microsoft.com/office/word/2018/wordml" xmlns:w16du="http://schemas.microsoft.com/office/word/2023/wordml/word16du" xmlns:w16sdtdh="http://schemas.microsoft.com/office/word/2020/wordml/sdtdatahash" xmlns:w16sdtfl="http://schemas.microsoft.com/office/word/2024/wordml/sdtformatlock" xmlns:w16se="http://schemas.microsoft.com/office/word/2015/wordml/symex" xmlns:wpg="http://schemas.microsoft.com/office/word/2010/wordprocessingGroup" xmlns:wpi="http://schemas.microsoft.com/office/word/2010/wordprocessingInk" xmlns:wne="http://schemas.microsoft.com/office/word/2006/wordml" xmlns:wps="http://schemas.microsoft.com/office/word/2010/wordprocessingShape" mc:Ignorable="w14 w15 w16se w16cid w16 w16cex w16sdtdh w16sdtfl w16du wp14">
   <w:endnote w:type="separator" w:id="-1">
     <w:p>
       <w:r>
@@ -15241,7 +14876,7 @@
 </file>
 
 <file path=word/footer1.xml><?xml version="1.0" encoding="utf-8"?>
-<w:ftr xmlns:wpc="http://schemas.microsoft.com/office/word/2010/wordprocessingCanvas" xmlns:cx="http://schemas.microsoft.com/office/drawing/2014/chartex" xmlns:cx1="http://schemas.microsoft.com/office/drawing/2015/9/8/chartex" xmlns:cx2="http://schemas.microsoft.com/office/drawing/2015/10/21/chartex" xmlns:cx3="http://schemas.microsoft.com/office/drawing/2016/5/9/chartex" xmlns:cx4="http://schemas.microsoft.com/office/drawing/2016/5/10/chartex" xmlns:cx5="http://schemas.microsoft.com/office/drawing/2016/5/11/chartex" xmlns:cx6="http://schemas.microsoft.com/office/drawing/2016/5/12/chartex" xmlns:cx7="http://schemas.microsoft.com/office/drawing/2016/5/13/chartex" xmlns:cx8="http://schemas.microsoft.com/office/drawing/2016/5/14/chartex" xmlns:mc="http://schemas.openxmlformats.org/markup-compatibility/2006" xmlns:aink="http://schemas.microsoft.com/office/drawing/2016/ink" xmlns:am3d="http://schemas.microsoft.com/office/drawing/2017/model3d" xmlns:o="urn:schemas-microsoft-com:office:office" xmlns:oel="http://schemas.microsoft.com/office/2019/extlst" xmlns:r="http://schemas.openxmlformats.org/officeDocument/2006/relationships" xmlns:m="http://schemas.openxmlformats.org/officeDocument/2006/math" xmlns:v="urn:schemas-microsoft-com:vml" xmlns:wp14="http://schemas.microsoft.com/office/word/2010/wordprocessingDrawing" xmlns:wp="http://schemas.openxmlformats.org/drawingml/2006/wordprocessingDrawing" xmlns:w10="urn:schemas-microsoft-com:office:word" xmlns:w="http://schemas.openxmlformats.org/wordprocessingml/2006/main" xmlns:w14="http://schemas.microsoft.com/office/word/2010/wordml" xmlns:w15="http://schemas.microsoft.com/office/word/2012/wordml" xmlns:w16cex="http://schemas.microsoft.com/office/word/2018/wordml/cex" xmlns:w16cid="http://schemas.microsoft.com/office/word/2016/wordml/cid" xmlns:w16="http://schemas.microsoft.com/office/word/2018/wordml" xmlns:w16sdtdh="http://schemas.microsoft.com/office/word/2020/wordml/sdtdatahash" xmlns:w16se="http://schemas.microsoft.com/office/word/2015/wordml/symex" xmlns:wpg="http://schemas.microsoft.com/office/word/2010/wordprocessingGroup" xmlns:wpi="http://schemas.microsoft.com/office/word/2010/wordprocessingInk" xmlns:wne="http://schemas.microsoft.com/office/word/2006/wordml" xmlns:wps="http://schemas.microsoft.com/office/word/2010/wordprocessingShape" mc:Ignorable="w14 w15 w16se w16cid w16 w16cex w16sdtdh wp14">
+<w:ftr xmlns:wpc="http://schemas.microsoft.com/office/word/2010/wordprocessingCanvas" xmlns:cx="http://schemas.microsoft.com/office/drawing/2014/chartex" xmlns:cx1="http://schemas.microsoft.com/office/drawing/2015/9/8/chartex" xmlns:cx2="http://schemas.microsoft.com/office/drawing/2015/10/21/chartex" xmlns:cx3="http://schemas.microsoft.com/office/drawing/2016/5/9/chartex" xmlns:cx4="http://schemas.microsoft.com/office/drawing/2016/5/10/chartex" xmlns:cx5="http://schemas.microsoft.com/office/drawing/2016/5/11/chartex" xmlns:cx6="http://schemas.microsoft.com/office/drawing/2016/5/12/chartex" xmlns:cx7="http://schemas.microsoft.com/office/drawing/2016/5/13/chartex" xmlns:cx8="http://schemas.microsoft.com/office/drawing/2016/5/14/chartex" xmlns:mc="http://schemas.openxmlformats.org/markup-compatibility/2006" xmlns:aink="http://schemas.microsoft.com/office/drawing/2016/ink" xmlns:am3d="http://schemas.microsoft.com/office/drawing/2017/model3d" xmlns:o="urn:schemas-microsoft-com:office:office" xmlns:oel="http://schemas.microsoft.com/office/2019/extlst" xmlns:r="http://schemas.openxmlformats.org/officeDocument/2006/relationships" xmlns:m="http://schemas.openxmlformats.org/officeDocument/2006/math" xmlns:v="urn:schemas-microsoft-com:vml" xmlns:wp14="http://schemas.microsoft.com/office/word/2010/wordprocessingDrawing" xmlns:wp="http://schemas.openxmlformats.org/drawingml/2006/wordprocessingDrawing" xmlns:w10="urn:schemas-microsoft-com:office:word" xmlns:w="http://schemas.openxmlformats.org/wordprocessingml/2006/main" xmlns:w14="http://schemas.microsoft.com/office/word/2010/wordml" xmlns:w15="http://schemas.microsoft.com/office/word/2012/wordml" xmlns:w16cex="http://schemas.microsoft.com/office/word/2018/wordml/cex" xmlns:w16cid="http://schemas.microsoft.com/office/word/2016/wordml/cid" xmlns:w16="http://schemas.microsoft.com/office/word/2018/wordml" xmlns:w16du="http://schemas.microsoft.com/office/word/2023/wordml/word16du" xmlns:w16sdtdh="http://schemas.microsoft.com/office/word/2020/wordml/sdtdatahash" xmlns:w16sdtfl="http://schemas.microsoft.com/office/word/2024/wordml/sdtformatlock" xmlns:w16se="http://schemas.microsoft.com/office/word/2015/wordml/symex" xmlns:wpg="http://schemas.microsoft.com/office/word/2010/wordprocessingGroup" xmlns:wpi="http://schemas.microsoft.com/office/word/2010/wordprocessingInk" xmlns:wne="http://schemas.microsoft.com/office/word/2006/wordml" xmlns:wps="http://schemas.microsoft.com/office/word/2010/wordprocessingShape" mc:Ignorable="w14 w15 w16se w16cid w16 w16cex w16sdtdh w16sdtfl w16du wp14">
   <w:p>
     <w:pPr>
       <w:spacing w:line="14" w:lineRule="auto"/>
@@ -15441,7 +15076,7 @@
 </file>
 
 <file path=word/footnotes.xml><?xml version="1.0" encoding="utf-8"?>
-<w:footnotes xmlns:wpc="http://schemas.microsoft.com/office/word/2010/wordprocessingCanvas" xmlns:cx="http://schemas.microsoft.com/office/drawing/2014/chartex" xmlns:cx1="http://schemas.microsoft.com/office/drawing/2015/9/8/chartex" xmlns:cx2="http://schemas.microsoft.com/office/drawing/2015/10/21/chartex" xmlns:cx3="http://schemas.microsoft.com/office/drawing/2016/5/9/chartex" xmlns:cx4="http://schemas.microsoft.com/office/drawing/2016/5/10/chartex" xmlns:cx5="http://schemas.microsoft.com/office/drawing/2016/5/11/chartex" xmlns:cx6="http://schemas.microsoft.com/office/drawing/2016/5/12/chartex" xmlns:cx7="http://schemas.microsoft.com/office/drawing/2016/5/13/chartex" xmlns:cx8="http://schemas.microsoft.com/office/drawing/2016/5/14/chartex" xmlns:mc="http://schemas.openxmlformats.org/markup-compatibility/2006" xmlns:aink="http://schemas.microsoft.com/office/drawing/2016/ink" xmlns:am3d="http://schemas.microsoft.com/office/drawing/2017/model3d" xmlns:o="urn:schemas-microsoft-com:office:office" xmlns:oel="http://schemas.microsoft.com/office/2019/extlst" xmlns:r="http://schemas.openxmlformats.org/officeDocument/2006/relationships" xmlns:m="http://schemas.openxmlformats.org/officeDocument/2006/math" xmlns:v="urn:schemas-microsoft-com:vml" xmlns:wp14="http://schemas.microsoft.com/office/word/2010/wordprocessingDrawing" xmlns:wp="http://schemas.openxmlformats.org/drawingml/2006/wordprocessingDrawing" xmlns:w10="urn:schemas-microsoft-com:office:word" xmlns:w="http://schemas.openxmlformats.org/wordprocessingml/2006/main" xmlns:w14="http://schemas.microsoft.com/office/word/2010/wordml" xmlns:w15="http://schemas.microsoft.com/office/word/2012/wordml" xmlns:w16cex="http://schemas.microsoft.com/office/word/2018/wordml/cex" xmlns:w16cid="http://schemas.microsoft.com/office/word/2016/wordml/cid" xmlns:w16="http://schemas.microsoft.com/office/word/2018/wordml" xmlns:w16sdtdh="http://schemas.microsoft.com/office/word/2020/wordml/sdtdatahash" xmlns:w16se="http://schemas.microsoft.com/office/word/2015/wordml/symex" xmlns:wpg="http://schemas.microsoft.com/office/word/2010/wordprocessingGroup" xmlns:wpi="http://schemas.microsoft.com/office/word/2010/wordprocessingInk" xmlns:wne="http://schemas.microsoft.com/office/word/2006/wordml" xmlns:wps="http://schemas.microsoft.com/office/word/2010/wordprocessingShape" mc:Ignorable="w14 w15 w16se w16cid w16 w16cex w16sdtdh wp14">
+<w:footnotes xmlns:wpc="http://schemas.microsoft.com/office/word/2010/wordprocessingCanvas" xmlns:cx="http://schemas.microsoft.com/office/drawing/2014/chartex" xmlns:cx1="http://schemas.microsoft.com/office/drawing/2015/9/8/chartex" xmlns:cx2="http://schemas.microsoft.com/office/drawing/2015/10/21/chartex" xmlns:cx3="http://schemas.microsoft.com/office/drawing/2016/5/9/chartex" xmlns:cx4="http://schemas.microsoft.com/office/drawing/2016/5/10/chartex" xmlns:cx5="http://schemas.microsoft.com/office/drawing/2016/5/11/chartex" xmlns:cx6="http://schemas.microsoft.com/office/drawing/2016/5/12/chartex" xmlns:cx7="http://schemas.microsoft.com/office/drawing/2016/5/13/chartex" xmlns:cx8="http://schemas.microsoft.com/office/drawing/2016/5/14/chartex" xmlns:mc="http://schemas.openxmlformats.org/markup-compatibility/2006" xmlns:aink="http://schemas.microsoft.com/office/drawing/2016/ink" xmlns:am3d="http://schemas.microsoft.com/office/drawing/2017/model3d" xmlns:o="urn:schemas-microsoft-com:office:office" xmlns:oel="http://schemas.microsoft.com/office/2019/extlst" xmlns:r="http://schemas.openxmlformats.org/officeDocument/2006/relationships" xmlns:m="http://schemas.openxmlformats.org/officeDocument/2006/math" xmlns:v="urn:schemas-microsoft-com:vml" xmlns:wp14="http://schemas.microsoft.com/office/word/2010/wordprocessingDrawing" xmlns:wp="http://schemas.openxmlformats.org/drawingml/2006/wordprocessingDrawing" xmlns:w10="urn:schemas-microsoft-com:office:word" xmlns:w="http://schemas.openxmlformats.org/wordprocessingml/2006/main" xmlns:w14="http://schemas.microsoft.com/office/word/2010/wordml" xmlns:w15="http://schemas.microsoft.com/office/word/2012/wordml" xmlns:w16cex="http://schemas.microsoft.com/office/word/2018/wordml/cex" xmlns:w16cid="http://schemas.microsoft.com/office/word/2016/wordml/cid" xmlns:w16="http://schemas.microsoft.com/office/word/2018/wordml" xmlns:w16du="http://schemas.microsoft.com/office/word/2023/wordml/word16du" xmlns:w16sdtdh="http://schemas.microsoft.com/office/word/2020/wordml/sdtdatahash" xmlns:w16sdtfl="http://schemas.microsoft.com/office/word/2024/wordml/sdtformatlock" xmlns:w16se="http://schemas.microsoft.com/office/word/2015/wordml/symex" xmlns:wpg="http://schemas.microsoft.com/office/word/2010/wordprocessingGroup" xmlns:wpi="http://schemas.microsoft.com/office/word/2010/wordprocessingInk" xmlns:wne="http://schemas.microsoft.com/office/word/2006/wordml" xmlns:wps="http://schemas.microsoft.com/office/word/2010/wordprocessingShape" mc:Ignorable="w14 w15 w16se w16cid w16 w16cex w16sdtdh w16sdtfl w16du wp14">
   <w:footnote w:type="separator" w:id="-1">
     <w:p>
       <w:r>
@@ -15460,7 +15095,7 @@
 </file>
 
 <file path=word/numbering.xml><?xml version="1.0" encoding="utf-8"?>
-<w:numbering xmlns:wpc="http://schemas.microsoft.com/office/word/2010/wordprocessingCanvas" xmlns:cx="http://schemas.microsoft.com/office/drawing/2014/chartex" xmlns:cx1="http://schemas.microsoft.com/office/drawing/2015/9/8/chartex" xmlns:cx2="http://schemas.microsoft.com/office/drawing/2015/10/21/chartex" xmlns:cx3="http://schemas.microsoft.com/office/drawing/2016/5/9/chartex" xmlns:cx4="http://schemas.microsoft.com/office/drawing/2016/5/10/chartex" xmlns:cx5="http://schemas.microsoft.com/office/drawing/2016/5/11/chartex" xmlns:cx6="http://schemas.microsoft.com/office/drawing/2016/5/12/chartex" xmlns:cx7="http://schemas.microsoft.com/office/drawing/2016/5/13/chartex" xmlns:cx8="http://schemas.microsoft.com/office/drawing/2016/5/14/chartex" xmlns:mc="http://schemas.openxmlformats.org/markup-compatibility/2006" xmlns:aink="http://schemas.microsoft.com/office/drawing/2016/ink" xmlns:am3d="http://schemas.microsoft.com/office/drawing/2017/model3d" xmlns:o="urn:schemas-microsoft-com:office:office" xmlns:oel="http://schemas.microsoft.com/office/2019/extlst" xmlns:r="http://schemas.openxmlformats.org/officeDocument/2006/relationships" xmlns:m="http://schemas.openxmlformats.org/officeDocument/2006/math" xmlns:v="urn:schemas-microsoft-com:vml" xmlns:wp14="http://schemas.microsoft.com/office/word/2010/wordprocessingDrawing" xmlns:wp="http://schemas.openxmlformats.org/drawingml/2006/wordprocessingDrawing" xmlns:w10="urn:schemas-microsoft-com:office:word" xmlns:w="http://schemas.openxmlformats.org/wordprocessingml/2006/main" xmlns:w14="http://schemas.microsoft.com/office/word/2010/wordml" xmlns:w15="http://schemas.microsoft.com/office/word/2012/wordml" xmlns:w16cex="http://schemas.microsoft.com/office/word/2018/wordml/cex" xmlns:w16cid="http://schemas.microsoft.com/office/word/2016/wordml/cid" xmlns:w16="http://schemas.microsoft.com/office/word/2018/wordml" xmlns:w16sdtdh="http://schemas.microsoft.com/office/word/2020/wordml/sdtdatahash" xmlns:w16se="http://schemas.microsoft.com/office/word/2015/wordml/symex" xmlns:wpg="http://schemas.microsoft.com/office/word/2010/wordprocessingGroup" xmlns:wpi="http://schemas.microsoft.com/office/word/2010/wordprocessingInk" xmlns:wne="http://schemas.microsoft.com/office/word/2006/wordml" xmlns:wps="http://schemas.microsoft.com/office/word/2010/wordprocessingShape" mc:Ignorable="w14 w15 w16se w16cid w16 w16cex w16sdtdh wp14">
+<w:numbering xmlns:wpc="http://schemas.microsoft.com/office/word/2010/wordprocessingCanvas" xmlns:cx="http://schemas.microsoft.com/office/drawing/2014/chartex" xmlns:cx1="http://schemas.microsoft.com/office/drawing/2015/9/8/chartex" xmlns:cx2="http://schemas.microsoft.com/office/drawing/2015/10/21/chartex" xmlns:cx3="http://schemas.microsoft.com/office/drawing/2016/5/9/chartex" xmlns:cx4="http://schemas.microsoft.com/office/drawing/2016/5/10/chartex" xmlns:cx5="http://schemas.microsoft.com/office/drawing/2016/5/11/chartex" xmlns:cx6="http://schemas.microsoft.com/office/drawing/2016/5/12/chartex" xmlns:cx7="http://schemas.microsoft.com/office/drawing/2016/5/13/chartex" xmlns:cx8="http://schemas.microsoft.com/office/drawing/2016/5/14/chartex" xmlns:mc="http://schemas.openxmlformats.org/markup-compatibility/2006" xmlns:aink="http://schemas.microsoft.com/office/drawing/2016/ink" xmlns:am3d="http://schemas.microsoft.com/office/drawing/2017/model3d" xmlns:o="urn:schemas-microsoft-com:office:office" xmlns:oel="http://schemas.microsoft.com/office/2019/extlst" xmlns:r="http://schemas.openxmlformats.org/officeDocument/2006/relationships" xmlns:m="http://schemas.openxmlformats.org/officeDocument/2006/math" xmlns:v="urn:schemas-microsoft-com:vml" xmlns:wp14="http://schemas.microsoft.com/office/word/2010/wordprocessingDrawing" xmlns:wp="http://schemas.openxmlformats.org/drawingml/2006/wordprocessingDrawing" xmlns:w10="urn:schemas-microsoft-com:office:word" xmlns:w="http://schemas.openxmlformats.org/wordprocessingml/2006/main" xmlns:w14="http://schemas.microsoft.com/office/word/2010/wordml" xmlns:w15="http://schemas.microsoft.com/office/word/2012/wordml" xmlns:w16cex="http://schemas.microsoft.com/office/word/2018/wordml/cex" xmlns:w16cid="http://schemas.microsoft.com/office/word/2016/wordml/cid" xmlns:w16="http://schemas.microsoft.com/office/word/2018/wordml" xmlns:w16du="http://schemas.microsoft.com/office/word/2023/wordml/word16du" xmlns:w16sdtdh="http://schemas.microsoft.com/office/word/2020/wordml/sdtdatahash" xmlns:w16sdtfl="http://schemas.microsoft.com/office/word/2024/wordml/sdtformatlock" xmlns:w16se="http://schemas.microsoft.com/office/word/2015/wordml/symex" xmlns:wpg="http://schemas.microsoft.com/office/word/2010/wordprocessingGroup" xmlns:wpi="http://schemas.microsoft.com/office/word/2010/wordprocessingInk" xmlns:wne="http://schemas.microsoft.com/office/word/2006/wordml" xmlns:wps="http://schemas.microsoft.com/office/word/2010/wordprocessingShape" mc:Ignorable="w14 w15 w16se w16cid w16 w16cex w16sdtdh w16sdtfl w16du wp14">
   <w:abstractNum w:abstractNumId="0" w15:restartNumberingAfterBreak="0">
     <w:nsid w:val="05AC52C8"/>
     <w:multiLevelType w:val="hybridMultilevel"/>
@@ -18095,7 +17730,7 @@
 </file>
 
 <file path=word/styles.xml><?xml version="1.0" encoding="utf-8"?>
-<w:styles xmlns:mc="http://schemas.openxmlformats.org/markup-compatibility/2006" xmlns:r="http://schemas.openxmlformats.org/officeDocument/2006/relationships" xmlns:w="http://schemas.openxmlformats.org/wordprocessingml/2006/main" xmlns:w14="http://schemas.microsoft.com/office/word/2010/wordml" xmlns:w15="http://schemas.microsoft.com/office/word/2012/wordml" xmlns:w16cex="http://schemas.microsoft.com/office/word/2018/wordml/cex" xmlns:w16cid="http://schemas.microsoft.com/office/word/2016/wordml/cid" xmlns:w16="http://schemas.microsoft.com/office/word/2018/wordml" xmlns:w16sdtdh="http://schemas.microsoft.com/office/word/2020/wordml/sdtdatahash" xmlns:w16se="http://schemas.microsoft.com/office/word/2015/wordml/symex" mc:Ignorable="w14 w15 w16se w16cid w16 w16cex w16sdtdh">
+<w:styles xmlns:mc="http://schemas.openxmlformats.org/markup-compatibility/2006" xmlns:r="http://schemas.openxmlformats.org/officeDocument/2006/relationships" xmlns:w="http://schemas.openxmlformats.org/wordprocessingml/2006/main" xmlns:w14="http://schemas.microsoft.com/office/word/2010/wordml" xmlns:w15="http://schemas.microsoft.com/office/word/2012/wordml" xmlns:w16cex="http://schemas.microsoft.com/office/word/2018/wordml/cex" xmlns:w16cid="http://schemas.microsoft.com/office/word/2016/wordml/cid" xmlns:w16="http://schemas.microsoft.com/office/word/2018/wordml" xmlns:w16du="http://schemas.microsoft.com/office/word/2023/wordml/word16du" xmlns:w16sdtdh="http://schemas.microsoft.com/office/word/2020/wordml/sdtdatahash" xmlns:w16sdtfl="http://schemas.microsoft.com/office/word/2024/wordml/sdtformatlock" xmlns:w16se="http://schemas.microsoft.com/office/word/2015/wordml/symex" mc:Ignorable="w14 w15 w16se w16cid w16 w16cex w16sdtdh w16sdtfl w16du">
   <w:docDefaults>
     <w:rPrDefault>
       <w:rPr>
@@ -18496,7 +18131,7 @@
       <w:lang w:val="es-MX"/>
     </w:rPr>
   </w:style>
-  <w:style w:type="paragraph" w:styleId="Heading1">
+  <w:style w:type="paragraph" w:styleId="Ttulo1">
     <w:name w:val="heading 1"/>
     <w:basedOn w:val="Normal"/>
     <w:uiPriority w:val="9"/>
@@ -18512,7 +18147,7 @@
       <w:szCs w:val="28"/>
     </w:rPr>
   </w:style>
-  <w:style w:type="paragraph" w:styleId="Heading2">
+  <w:style w:type="paragraph" w:styleId="Ttulo2">
     <w:name w:val="heading 2"/>
     <w:basedOn w:val="Normal"/>
     <w:uiPriority w:val="9"/>
@@ -18531,7 +18166,7 @@
       <w:szCs w:val="24"/>
     </w:rPr>
   </w:style>
-  <w:style w:type="paragraph" w:styleId="Heading3">
+  <w:style w:type="paragraph" w:styleId="Ttulo3">
     <w:name w:val="heading 3"/>
     <w:basedOn w:val="Normal"/>
     <w:uiPriority w:val="9"/>
@@ -18547,7 +18182,7 @@
       <w:szCs w:val="24"/>
     </w:rPr>
   </w:style>
-  <w:style w:type="paragraph" w:styleId="Heading4">
+  <w:style w:type="paragraph" w:styleId="Ttulo4">
     <w:name w:val="heading 4"/>
     <w:basedOn w:val="Normal"/>
     <w:uiPriority w:val="9"/>
@@ -18561,7 +18196,7 @@
       <w:rFonts w:ascii="Arial" w:eastAsia="Arial" w:hAnsi="Arial"/>
     </w:rPr>
   </w:style>
-  <w:style w:type="paragraph" w:styleId="Heading5">
+  <w:style w:type="paragraph" w:styleId="Ttulo5">
     <w:name w:val="heading 5"/>
     <w:basedOn w:val="Normal"/>
     <w:uiPriority w:val="9"/>
@@ -18580,7 +18215,7 @@
       <w:szCs w:val="20"/>
     </w:rPr>
   </w:style>
-  <w:style w:type="paragraph" w:styleId="Heading6">
+  <w:style w:type="paragraph" w:styleId="Ttulo6">
     <w:name w:val="heading 6"/>
     <w:basedOn w:val="Normal"/>
     <w:uiPriority w:val="9"/>
@@ -18599,13 +18234,13 @@
       <w:szCs w:val="18"/>
     </w:rPr>
   </w:style>
-  <w:style w:type="character" w:default="1" w:styleId="DefaultParagraphFont">
+  <w:style w:type="character" w:default="1" w:styleId="Fuentedeprrafopredeter">
     <w:name w:val="Default Paragraph Font"/>
     <w:uiPriority w:val="1"/>
     <w:semiHidden/>
     <w:unhideWhenUsed/>
   </w:style>
-  <w:style w:type="table" w:default="1" w:styleId="TableNormal">
+  <w:style w:type="table" w:default="1" w:styleId="Tablanormal">
     <w:name w:val="Normal Table"/>
     <w:uiPriority w:val="99"/>
     <w:semiHidden/>
@@ -18620,7 +18255,7 @@
       </w:tblCellMar>
     </w:tblPr>
   </w:style>
-  <w:style w:type="numbering" w:default="1" w:styleId="NoList">
+  <w:style w:type="numbering" w:default="1" w:styleId="Sinlista">
     <w:name w:val="No List"/>
     <w:uiPriority w:val="99"/>
     <w:semiHidden/>
@@ -18642,7 +18277,7 @@
       </w:tblCellMar>
     </w:tblPr>
   </w:style>
-  <w:style w:type="paragraph" w:styleId="TOC1">
+  <w:style w:type="paragraph" w:styleId="TDC1">
     <w:name w:val="toc 1"/>
     <w:basedOn w:val="Normal"/>
     <w:uiPriority w:val="1"/>
@@ -18657,7 +18292,7 @@
       <w:szCs w:val="18"/>
     </w:rPr>
   </w:style>
-  <w:style w:type="paragraph" w:styleId="TOC2">
+  <w:style w:type="paragraph" w:styleId="TDC2">
     <w:name w:val="toc 2"/>
     <w:basedOn w:val="Normal"/>
     <w:uiPriority w:val="1"/>
@@ -18673,7 +18308,7 @@
       <w:i/>
     </w:rPr>
   </w:style>
-  <w:style w:type="paragraph" w:styleId="TOC3">
+  <w:style w:type="paragraph" w:styleId="TDC3">
     <w:name w:val="toc 3"/>
     <w:basedOn w:val="Normal"/>
     <w:uiPriority w:val="1"/>
@@ -18688,7 +18323,7 @@
       <w:szCs w:val="18"/>
     </w:rPr>
   </w:style>
-  <w:style w:type="paragraph" w:styleId="BodyText">
+  <w:style w:type="paragraph" w:styleId="Textoindependiente">
     <w:name w:val="Body Text"/>
     <w:basedOn w:val="Normal"/>
     <w:uiPriority w:val="1"/>
@@ -18703,7 +18338,7 @@
       <w:szCs w:val="18"/>
     </w:rPr>
   </w:style>
-  <w:style w:type="paragraph" w:styleId="ListParagraph">
+  <w:style w:type="paragraph" w:styleId="Prrafodelista">
     <w:name w:val="List Paragraph"/>
     <w:basedOn w:val="Normal"/>
     <w:uiPriority w:val="1"/>
@@ -18715,10 +18350,10 @@
     <w:uiPriority w:val="1"/>
     <w:qFormat/>
   </w:style>
-  <w:style w:type="paragraph" w:styleId="Header">
+  <w:style w:type="paragraph" w:styleId="Encabezado">
     <w:name w:val="header"/>
     <w:basedOn w:val="Normal"/>
-    <w:link w:val="HeaderChar"/>
+    <w:link w:val="EncabezadoCar"/>
     <w:uiPriority w:val="99"/>
     <w:unhideWhenUsed/>
     <w:rsid w:val="00541679"/>
@@ -18729,20 +18364,20 @@
       </w:tabs>
     </w:pPr>
   </w:style>
-  <w:style w:type="character" w:customStyle="1" w:styleId="HeaderChar">
-    <w:name w:val="Header Char"/>
-    <w:basedOn w:val="DefaultParagraphFont"/>
-    <w:link w:val="Header"/>
+  <w:style w:type="character" w:customStyle="1" w:styleId="EncabezadoCar">
+    <w:name w:val="Encabezado Car"/>
+    <w:basedOn w:val="Fuentedeprrafopredeter"/>
+    <w:link w:val="Encabezado"/>
     <w:uiPriority w:val="99"/>
     <w:rsid w:val="00541679"/>
     <w:rPr>
       <w:lang w:val="es-MX"/>
     </w:rPr>
   </w:style>
-  <w:style w:type="paragraph" w:styleId="Footer">
+  <w:style w:type="paragraph" w:styleId="Piedepgina">
     <w:name w:val="footer"/>
     <w:basedOn w:val="Normal"/>
-    <w:link w:val="FooterChar"/>
+    <w:link w:val="PiedepginaCar"/>
     <w:uiPriority w:val="99"/>
     <w:unhideWhenUsed/>
     <w:rsid w:val="00541679"/>
@@ -18753,10 +18388,10 @@
       </w:tabs>
     </w:pPr>
   </w:style>
-  <w:style w:type="character" w:customStyle="1" w:styleId="FooterChar">
-    <w:name w:val="Footer Char"/>
-    <w:basedOn w:val="DefaultParagraphFont"/>
-    <w:link w:val="Footer"/>
+  <w:style w:type="character" w:customStyle="1" w:styleId="PiedepginaCar">
+    <w:name w:val="Pie de página Car"/>
+    <w:basedOn w:val="Fuentedeprrafopredeter"/>
+    <w:link w:val="Piedepgina"/>
     <w:uiPriority w:val="99"/>
     <w:rsid w:val="00541679"/>
     <w:rPr>
